--- a/Phản ánh, kiến nghị/09-PAKN_CauHinh.docx
+++ b/Phản ánh, kiến nghị/09-PAKN_CauHinh.docx
@@ -73,7 +73,7 @@
         <mc:AlternateContent>
           <mc:Choice Requires="wps">
             <w:drawing>
-              <wp:anchor distT="0" distB="0" distL="114300" distR="114300" simplePos="0" relativeHeight="251659264" behindDoc="0" locked="0" layoutInCell="1" allowOverlap="1" wp14:anchorId="104FA8C8" wp14:editId="5B0AB2EF">
+              <wp:anchor distT="0" distB="0" distL="114300" distR="114300" simplePos="0" relativeHeight="251659264" behindDoc="0" locked="0" layoutInCell="1" allowOverlap="1" wp14:anchorId="7E583605" wp14:editId="191D660A">
                 <wp:simplePos x="0" y="0"/>
                 <wp:positionH relativeFrom="column">
                   <wp:posOffset>2413635</wp:posOffset>
@@ -134,7 +134,7 @@
           </mc:Choice>
           <mc:Fallback>
             <w:pict>
-              <v:shapetype w14:anchorId="3B51265E" id="_x0000_t32" coordsize="21600,21600" o:spt="32" o:oned="t" path="m,l21600,21600e" filled="f">
+              <v:shapetype w14:anchorId="3DCD95EC" id="_x0000_t32" coordsize="21600,21600" o:spt="32" o:oned="t" path="m,l21600,21600e" filled="f">
                 <v:path arrowok="t" fillok="f" o:connecttype="none"/>
                 <o:lock v:ext="edit" shapetype="t"/>
               </v:shapetype>
@@ -221,7 +221,6 @@
       <w:pPr>
         <w:keepNext/>
         <w:ind w:firstLine="720"/>
-        <w:jc w:val="both"/>
         <w:outlineLvl w:val="4"/>
         <w:rPr>
           <w:color w:val="000000"/>
@@ -257,7 +256,7 @@
       <w:pPr>
         <w:pStyle w:val="BodyText"/>
         <w:ind w:firstLine="720"/>
-        <w:jc w:val="both"/>
+        <w:jc w:val="left"/>
         <w:rPr>
           <w:rFonts w:ascii="Times New Roman" w:hAnsi="Times New Roman"/>
           <w:bCs/>
@@ -283,7 +282,7 @@
       <w:pPr>
         <w:pStyle w:val="BodyText"/>
         <w:ind w:firstLine="720"/>
-        <w:jc w:val="both"/>
+        <w:jc w:val="left"/>
         <w:rPr>
           <w:rFonts w:ascii="Times New Roman" w:hAnsi="Times New Roman"/>
           <w:color w:val="000000"/>
@@ -307,7 +306,7 @@
       <w:pPr>
         <w:pStyle w:val="BodyText"/>
         <w:ind w:firstLine="720"/>
-        <w:jc w:val="both"/>
+        <w:jc w:val="left"/>
         <w:rPr>
           <w:rFonts w:ascii="Times New Roman" w:hAnsi="Times New Roman"/>
           <w:b w:val="0"/>
@@ -337,7 +336,7 @@
           <w:szCs w:val="28"/>
           <w:lang w:val="pt-BR"/>
         </w:rPr>
-        <w:t>[[NguoiKhieuNai]]</w:t>
+        <w:t>[[</w:t>
       </w:r>
       <w:r>
         <w:rPr>
@@ -348,6 +347,28 @@
           <w:szCs w:val="28"/>
           <w:lang w:val="pt-BR"/>
         </w:rPr>
+        <w:t>NguoiPhanAnh</w:t>
+      </w:r>
+      <w:r>
+        <w:rPr>
+          <w:rFonts w:ascii="Times New Roman" w:hAnsi="Times New Roman"/>
+          <w:b w:val="0"/>
+          <w:color w:val="000000"/>
+          <w:sz w:val="28"/>
+          <w:szCs w:val="28"/>
+          <w:lang w:val="pt-BR"/>
+        </w:rPr>
+        <w:t>]]</w:t>
+      </w:r>
+      <w:r>
+        <w:rPr>
+          <w:rFonts w:ascii="Times New Roman" w:hAnsi="Times New Roman"/>
+          <w:b w:val="0"/>
+          <w:color w:val="000000"/>
+          <w:sz w:val="28"/>
+          <w:szCs w:val="28"/>
+          <w:lang w:val="pt-BR"/>
+        </w:rPr>
         <w:t xml:space="preserve"> đối với</w:t>
       </w:r>
       <w:r>
@@ -359,7 +380,7 @@
           <w:szCs w:val="28"/>
           <w:lang w:val="pt-BR"/>
         </w:rPr>
-        <w:t xml:space="preserve"> [[NguoiBiKhieuNai]]</w:t>
+        <w:t xml:space="preserve"> [[</w:t>
       </w:r>
       <w:r>
         <w:rPr>
@@ -370,6 +391,28 @@
           <w:szCs w:val="28"/>
           <w:lang w:val="pt-BR"/>
         </w:rPr>
+        <w:t>NguoiBiPhanAnh</w:t>
+      </w:r>
+      <w:r>
+        <w:rPr>
+          <w:rFonts w:ascii="Times New Roman" w:hAnsi="Times New Roman"/>
+          <w:b w:val="0"/>
+          <w:color w:val="000000"/>
+          <w:sz w:val="28"/>
+          <w:szCs w:val="28"/>
+          <w:lang w:val="pt-BR"/>
+        </w:rPr>
+        <w:t>]]</w:t>
+      </w:r>
+      <w:r>
+        <w:rPr>
+          <w:rFonts w:ascii="Times New Roman" w:hAnsi="Times New Roman"/>
+          <w:b w:val="0"/>
+          <w:color w:val="000000"/>
+          <w:sz w:val="28"/>
+          <w:szCs w:val="28"/>
+          <w:lang w:val="pt-BR"/>
+        </w:rPr>
         <w:t>.</w:t>
       </w:r>
     </w:p>
@@ -377,7 +420,7 @@
       <w:pPr>
         <w:pStyle w:val="BodyText"/>
         <w:ind w:firstLine="720"/>
-        <w:jc w:val="both"/>
+        <w:jc w:val="left"/>
         <w:rPr>
           <w:rFonts w:ascii="Times New Roman" w:hAnsi="Times New Roman"/>
           <w:color w:val="000000"/>
@@ -401,7 +444,7 @@
       <w:pPr>
         <w:pStyle w:val="BodyText"/>
         <w:ind w:firstLine="720"/>
-        <w:jc w:val="both"/>
+        <w:jc w:val="left"/>
         <w:rPr>
           <w:rFonts w:ascii="Times New Roman" w:hAnsi="Times New Roman"/>
           <w:b w:val="0"/>
@@ -449,7 +492,7 @@
       <w:pPr>
         <w:pStyle w:val="BodyText"/>
         <w:ind w:firstLine="720"/>
-        <w:jc w:val="both"/>
+        <w:jc w:val="left"/>
         <w:rPr>
           <w:rFonts w:ascii="Times New Roman" w:hAnsi="Times New Roman"/>
           <w:b w:val="0"/>
@@ -475,7 +518,6 @@
       <w:pPr>
         <w:pStyle w:val="BodyTextIndent"/>
         <w:ind w:firstLine="720"/>
-        <w:jc w:val="both"/>
         <w:rPr>
           <w:rFonts w:ascii="Times New Roman" w:hAnsi="Times New Roman"/>
           <w:b/>
@@ -496,9 +538,90 @@
           <w:szCs w:val="26"/>
           <w:lang w:val="es-MX"/>
         </w:rPr>
-        <w:t xml:space="preserve">II. NỘI DUNG </w:t>
-      </w:r>
-      <w:r>
+        <w:t>II. NỘI DUNG</w:t>
+      </w:r>
+    </w:p>
+    <w:p>
+      <w:pPr>
+        <w:pStyle w:val="BodyText2"/>
+        <w:spacing w:before="0" w:after="0"/>
+        <w:ind w:firstLine="720"/>
+        <w:jc w:val="left"/>
+        <w:rPr>
+          <w:b/>
+          <w:color w:val="000000"/>
+          <w:spacing w:val="-4"/>
+          <w:sz w:val="28"/>
+          <w:szCs w:val="28"/>
+          <w:lang w:val="pt-BR"/>
+        </w:rPr>
+      </w:pPr>
+      <w:r>
+        <w:rPr>
+          <w:b/>
+          <w:color w:val="000000"/>
+          <w:spacing w:val="-4"/>
+          <w:sz w:val="28"/>
+          <w:szCs w:val="28"/>
+          <w:lang w:val="pt-BR"/>
+        </w:rPr>
+        <w:t xml:space="preserve">1. </w:t>
+      </w:r>
+      <w:r>
+        <w:rPr>
+          <w:b/>
+          <w:color w:val="000000"/>
+          <w:spacing w:val="-4"/>
+          <w:sz w:val="28"/>
+          <w:szCs w:val="28"/>
+          <w:lang w:val="pt-BR"/>
+        </w:rPr>
+        <w:t>[[NoiDung]]</w:t>
+      </w:r>
+    </w:p>
+    <w:p>
+      <w:pPr>
+        <w:pStyle w:val="BodyText2"/>
+        <w:spacing w:before="0" w:after="0"/>
+        <w:ind w:firstLine="720"/>
+        <w:jc w:val="left"/>
+        <w:rPr>
+          <w:b/>
+          <w:color w:val="000000"/>
+          <w:spacing w:val="-8"/>
+          <w:sz w:val="28"/>
+          <w:szCs w:val="28"/>
+          <w:lang w:val="pt-BR"/>
+        </w:rPr>
+      </w:pPr>
+      <w:r>
+        <w:rPr>
+          <w:b/>
+          <w:color w:val="000000"/>
+          <w:spacing w:val="-4"/>
+          <w:sz w:val="28"/>
+          <w:szCs w:val="28"/>
+          <w:lang w:val="pt-BR"/>
+        </w:rPr>
+        <w:t xml:space="preserve">2. </w:t>
+      </w:r>
+      <w:r>
+        <w:rPr>
+          <w:rFonts w:ascii="Times New Roman Bold" w:hAnsi="Times New Roman Bold"/>
+          <w:b/>
+          <w:color w:val="000000"/>
+          <w:spacing w:val="0"/>
+          <w:sz w:val="28"/>
+          <w:szCs w:val="28"/>
+          <w:lang w:val="pt-BR"/>
+        </w:rPr>
+        <w:t>Các nội dung có liên quan khác.</w:t>
+      </w:r>
+    </w:p>
+    <w:p>
+      <w:pPr>
+        <w:pStyle w:val="BodyTextIndent"/>
+        <w:ind w:firstLine="720"/>
         <w:rPr>
           <w:rFonts w:ascii="Times New Roman" w:hAnsi="Times New Roman"/>
           <w:b/>
@@ -506,81 +629,10 @@
           <w:color w:val="000000"/>
           <w:sz w:val="26"/>
           <w:szCs w:val="26"/>
-          <w:lang w:val="es-MX"/>
-        </w:rPr>
-        <w:tab/>
-      </w:r>
-    </w:p>
-    <w:p>
-      <w:pPr>
-        <w:pStyle w:val="BodyText2"/>
-        <w:spacing w:before="0" w:after="0"/>
-        <w:ind w:firstLine="720"/>
-        <w:jc w:val="both"/>
-        <w:rPr>
-          <w:b/>
-          <w:color w:val="000000"/>
-          <w:spacing w:val="-4"/>
-          <w:sz w:val="28"/>
-          <w:szCs w:val="28"/>
-          <w:lang w:val="pt-BR"/>
-        </w:rPr>
-      </w:pPr>
-      <w:r>
-        <w:rPr>
-          <w:b/>
-          <w:color w:val="000000"/>
-          <w:spacing w:val="-4"/>
-          <w:sz w:val="28"/>
-          <w:szCs w:val="28"/>
-          <w:lang w:val="pt-BR"/>
-        </w:rPr>
-        <w:t xml:space="preserve">1. </w:t>
-      </w:r>
-    </w:p>
-    <w:p>
-      <w:pPr>
-        <w:pStyle w:val="BodyText2"/>
-        <w:spacing w:before="0" w:after="0"/>
-        <w:ind w:firstLine="720"/>
-        <w:jc w:val="both"/>
-        <w:rPr>
-          <w:b/>
-          <w:color w:val="000000"/>
-          <w:spacing w:val="-8"/>
-          <w:sz w:val="28"/>
-          <w:szCs w:val="28"/>
-          <w:lang w:val="pt-BR"/>
-        </w:rPr>
-      </w:pPr>
-      <w:r>
-        <w:rPr>
-          <w:b/>
-          <w:color w:val="000000"/>
-          <w:spacing w:val="-4"/>
-          <w:sz w:val="28"/>
-          <w:szCs w:val="28"/>
-          <w:lang w:val="pt-BR"/>
-        </w:rPr>
-        <w:t xml:space="preserve">2. </w:t>
-      </w:r>
-      <w:r>
-        <w:rPr>
-          <w:rFonts w:ascii="Times New Roman Bold" w:hAnsi="Times New Roman Bold"/>
-          <w:b/>
-          <w:color w:val="000000"/>
-          <w:spacing w:val="0"/>
-          <w:sz w:val="28"/>
-          <w:szCs w:val="28"/>
-          <w:lang w:val="pt-BR"/>
-        </w:rPr>
-        <w:t>Các nội dung có liên quan khác.</w:t>
-      </w:r>
-    </w:p>
-    <w:p>
-      <w:pPr>
-        <w:pStyle w:val="BodyTextIndent"/>
-        <w:ind w:firstLine="720"/>
+          <w:lang w:val="pt-BR"/>
+        </w:rPr>
+      </w:pPr>
+      <w:r>
         <w:rPr>
           <w:rFonts w:ascii="Times New Roman" w:hAnsi="Times New Roman"/>
           <w:b/>
@@ -590,10 +642,10 @@
           <w:szCs w:val="26"/>
           <w:lang w:val="pt-BR"/>
         </w:rPr>
-      </w:pPr>
-      <w:r>
-        <w:rPr>
-          <w:rFonts w:ascii="Times New Roman" w:hAnsi="Times New Roman"/>
+        <w:t>III.</w:t>
+      </w:r>
+      <w:r>
+        <w:rPr>
           <w:b/>
           <w:bCs w:val="0"/>
           <w:color w:val="000000"/>
@@ -601,10 +653,11 @@
           <w:szCs w:val="26"/>
           <w:lang w:val="pt-BR"/>
         </w:rPr>
-        <w:t>III.</w:t>
-      </w:r>
-      <w:r>
-        <w:rPr>
+        <w:t xml:space="preserve"> </w:t>
+      </w:r>
+      <w:r>
+        <w:rPr>
+          <w:rFonts w:ascii="Times New Roman" w:hAnsi="Times New Roman"/>
           <w:b/>
           <w:bCs w:val="0"/>
           <w:color w:val="000000"/>
@@ -612,19 +665,43 @@
           <w:szCs w:val="26"/>
           <w:lang w:val="pt-BR"/>
         </w:rPr>
-        <w:t xml:space="preserve"> </w:t>
-      </w:r>
-      <w:r>
+        <w:t>THÀNH PHẦN LÀM VIỆC VỚI ĐOÀN</w:t>
+      </w:r>
+    </w:p>
+    <w:p>
+      <w:pPr>
+        <w:pStyle w:val="BodyTextIndent"/>
+        <w:ind w:firstLine="720"/>
         <w:rPr>
           <w:rFonts w:ascii="Times New Roman" w:hAnsi="Times New Roman"/>
           <w:b/>
           <w:bCs w:val="0"/>
           <w:color w:val="000000"/>
-          <w:sz w:val="26"/>
-          <w:szCs w:val="26"/>
-          <w:lang w:val="pt-BR"/>
-        </w:rPr>
-        <w:t>THÀNH PHẦN LÀM VIỆC VỚI ĐOÀN</w:t>
+          <w:szCs w:val="28"/>
+          <w:lang w:val="pt-BR"/>
+        </w:rPr>
+      </w:pPr>
+      <w:r>
+        <w:rPr>
+          <w:rFonts w:ascii="Times New Roman" w:hAnsi="Times New Roman"/>
+          <w:b/>
+          <w:bCs w:val="0"/>
+          <w:color w:val="000000"/>
+          <w:szCs w:val="28"/>
+          <w:lang w:val="pt-BR"/>
+        </w:rPr>
+        <w:t>1.</w:t>
+      </w:r>
+      <w:r>
+        <w:rPr>
+          <w:rFonts w:ascii="Times New Roman" w:hAnsi="Times New Roman"/>
+          <w:b/>
+          <w:bCs w:val="0"/>
+          <w:color w:val="000000"/>
+          <w:szCs w:val="28"/>
+          <w:lang w:val="pt-BR"/>
+        </w:rPr>
+        <w:t xml:space="preserve"> [[ThanhPhanLamViec]]</w:t>
       </w:r>
     </w:p>
     <w:p>
@@ -634,35 +711,12 @@
         <w:rPr>
           <w:rFonts w:ascii="Times New Roman" w:hAnsi="Times New Roman"/>
           <w:b/>
-          <w:bCs w:val="0"/>
-          <w:color w:val="000000"/>
-          <w:szCs w:val="28"/>
-          <w:lang w:val="pt-BR"/>
-        </w:rPr>
-      </w:pPr>
-      <w:r>
-        <w:rPr>
-          <w:rFonts w:ascii="Times New Roman" w:hAnsi="Times New Roman"/>
-          <w:b/>
-          <w:bCs w:val="0"/>
-          <w:color w:val="000000"/>
-          <w:szCs w:val="28"/>
-          <w:lang w:val="pt-BR"/>
-        </w:rPr>
-        <w:t>1.</w:t>
-      </w:r>
-    </w:p>
-    <w:p>
-      <w:pPr>
-        <w:pStyle w:val="BodyTextIndent"/>
-        <w:ind w:firstLine="720"/>
-        <w:rPr>
-          <w:rFonts w:ascii="Times New Roman" w:hAnsi="Times New Roman"/>
-          <w:b/>
-          <w:color w:val="000000"/>
-          <w:lang w:val="pt-BR"/>
-        </w:rPr>
-      </w:pPr>
+          <w:color w:val="000000"/>
+          <w:lang w:val="pt-BR"/>
+        </w:rPr>
+      </w:pPr>
+      <w:bookmarkStart w:id="0" w:name="_GoBack"/>
+      <w:bookmarkEnd w:id="0"/>
       <w:r>
         <w:rPr>
           <w:rFonts w:ascii="Times New Roman" w:hAnsi="Times New Roman"/>
@@ -676,7 +730,6 @@
     <w:p>
       <w:pPr>
         <w:ind w:firstLine="720"/>
-        <w:jc w:val="both"/>
         <w:rPr>
           <w:b/>
           <w:bCs/>
@@ -837,7 +890,6 @@
       <w:pPr>
         <w:spacing w:before="120"/>
         <w:ind w:firstLine="720"/>
-        <w:jc w:val="both"/>
         <w:rPr>
           <w:color w:val="000000"/>
           <w:lang w:val="pt-BR"/>
@@ -905,7 +957,6 @@
         <w:pStyle w:val="BodyTextIndent"/>
         <w:spacing w:before="120"/>
         <w:ind w:firstLine="720"/>
-        <w:jc w:val="both"/>
         <w:rPr>
           <w:rFonts w:ascii="Times New Roman" w:hAnsi="Times New Roman"/>
           <w:b/>
@@ -933,7 +984,6 @@
       <w:pPr>
         <w:spacing w:before="120"/>
         <w:ind w:firstLine="720"/>
-        <w:jc w:val="both"/>
         <w:rPr>
           <w:color w:val="000000"/>
           <w:lang w:val="pt-BR"/>
@@ -1087,7 +1137,6 @@
         <w:pStyle w:val="BodyTextIndent"/>
         <w:spacing w:before="120"/>
         <w:ind w:firstLine="720"/>
-        <w:jc w:val="both"/>
         <w:rPr>
           <w:rFonts w:ascii="Times New Roman" w:hAnsi="Times New Roman"/>
           <w:b/>
@@ -1113,7 +1162,6 @@
       <w:pPr>
         <w:spacing w:before="120"/>
         <w:ind w:firstLine="720"/>
-        <w:jc w:val="both"/>
         <w:rPr>
           <w:color w:val="000000"/>
           <w:lang w:val="pt-BR"/>
@@ -1131,7 +1179,6 @@
       <w:pPr>
         <w:spacing w:before="120"/>
         <w:ind w:firstLine="720"/>
-        <w:jc w:val="both"/>
         <w:rPr>
           <w:color w:val="000000"/>
           <w:lang w:val="pt-BR"/>
@@ -1173,10 +1220,7 @@
         <w:t>, các cơ quan, đơn vị và cá nhân có liên quan tổ chức chuẩn bị chu đáo để cuộc xác minh đạt kết quả tốt./.</w:t>
       </w:r>
     </w:p>
-    <w:p>
-      <w:bookmarkStart w:id="0" w:name="_GoBack"/>
-      <w:bookmarkEnd w:id="0"/>
-    </w:p>
+    <w:p/>
     <w:sectPr>
       <w:pgSz w:w="12240" w:h="15840"/>
       <w:pgMar w:top="1440" w:right="1440" w:bottom="1440" w:left="1440" w:header="720" w:footer="720" w:gutter="0"/>
